--- a/submission/protocol_retrospective.docx
+++ b/submission/protocol_retrospective.docx
@@ -1425,7 +1425,76 @@
                 <w:sz w:val="19"/>
                 <w:szCs w:val="19"/>
               </w:rPr>
-              <w:t xml:space="preserve">After a review of the manuscript, a single search matching the eligibility criteria (burnout AND any digital-delivery term AND randomized design, no intervention block) was run on 18 Oct 2026 in Europe PMC (all years), OpenAlex and PubMed (records published from 1 Sep 2026). It found two further trials. It was not repeated in Web of Science, Scopus or ERIC.</w:t>
+              <w:t xml:space="preserve">After a review of the manuscript, a single search matching the eligibility criteria (burnout AND any digital-delivery term AND randomized design, no intervention block) was run on 18 Oct 2026 in Europe PMC and ERIC (all years), OpenAlex and PubMed (records published from 1 Sep 2026). It found three further trials. It was not repeated in Web of Science or Scopus.</w:t>
+            </w:r>
+          </w:p>
+        </w:tc>
+      </w:tr>
+      <w:tr>
+        <w:trPr>
+          <w:cantSplit/>
+        </w:trPr>
+        <w:tc>
+          <w:tcPr>
+            <w:tcW w:type="dxa" w:w="2808"/>
+            <w:tcBorders>
+              <w:top w:val="single" w:color="999999" w:sz="4"/>
+              <w:left w:val="single" w:color="999999" w:sz="4"/>
+              <w:bottom w:val="single" w:color="999999" w:sz="4"/>
+              <w:right w:val="single" w:color="999999" w:sz="4"/>
+            </w:tcBorders>
+            <w:tcMar>
+              <w:top w:type="dxa" w:w="60"/>
+              <w:left w:type="dxa" w:w="90"/>
+              <w:bottom w:type="dxa" w:w="60"/>
+              <w:right w:type="dxa" w:w="90"/>
+            </w:tcMar>
+          </w:tcPr>
+          <w:p>
+            <w:pPr>
+              <w:spacing w:after="0" w:line="260"/>
+            </w:pPr>
+            <w:r>
+              <w:rPr>
+                <w:rFonts w:ascii="Times New Roman" w:cs="Times New Roman" w:eastAsia="Times New Roman" w:hAnsi="Times New Roman"/>
+                <w:b w:val="false"/>
+                <w:bCs w:val="false"/>
+                <w:sz w:val="19"/>
+                <w:szCs w:val="19"/>
+              </w:rPr>
+              <w:t xml:space="preserve">Citation chasing and search for unlocated registered trials</w:t>
+            </w:r>
+          </w:p>
+        </w:tc>
+        <w:tc>
+          <w:tcPr>
+            <w:tcW w:type="dxa" w:w="6552"/>
+            <w:tcBorders>
+              <w:top w:val="single" w:color="999999" w:sz="4"/>
+              <w:left w:val="single" w:color="999999" w:sz="4"/>
+              <w:bottom w:val="single" w:color="999999" w:sz="4"/>
+              <w:right w:val="single" w:color="999999" w:sz="4"/>
+            </w:tcBorders>
+            <w:tcMar>
+              <w:top w:type="dxa" w:w="60"/>
+              <w:left w:type="dxa" w:w="90"/>
+              <w:bottom w:type="dxa" w:w="60"/>
+              <w:right w:type="dxa" w:w="90"/>
+            </w:tcMar>
+          </w:tcPr>
+          <w:p>
+            <w:pPr>
+              <w:spacing w:after="0" w:line="260"/>
+            </w:pPr>
+            <w:r>
+              <w:rPr>
+                <w:rFonts w:ascii="Times New Roman" w:cs="Times New Roman" w:eastAsia="Times New Roman" w:hAnsi="Times New Roman"/>
+                <w:b w:val="false"/>
+                <w:bCs w:val="false"/>
+                <w:sz w:val="19"/>
+                <w:szCs w:val="19"/>
+              </w:rPr>
+              <w:t xml:space="preserve">After the review, the reference lists of five reviews were screened (no eligible trial), and the publications of registered trials without a located report were searched in Europe PMC (full text) and PubMed; two reports were found, one of them a new eligible trial included on its full text.</w:t>
             </w:r>
           </w:p>
         </w:tc>
